--- a/deliverables/Persian_SEO_Publication_Queue/EC-015-دریپ-فید-cnc/EC-015-دریپ-فید-cnc.docx
+++ b/deliverables/Persian_SEO_Publication_Queue/EC-015-دریپ-فید-cnc/EC-015-دریپ-فید-cnc.docx
@@ -682,7 +682,7 @@
         </w:rPr>
         <w:t xml:space="preserve">•  </w:t>
       </w:r>
-      <w:hyperlink w:history="1" r:id="rIdj8ee3fdxf43gqxm7s5zxs">
+      <w:hyperlink w:history="1" r:id="rIdevehrxu0ejjg3bz-h4hux">
         <w:r>
           <w:rPr>
             <w:rStyle w:val="Hyperlink"/>
@@ -712,7 +712,7 @@
         </w:rPr>
         <w:t xml:space="preserve">•  </w:t>
       </w:r>
-      <w:hyperlink w:history="1" r:id="rId1rshr9fsnv-phdx83cvte">
+      <w:hyperlink w:history="1" r:id="rIddrmhvslvxe6boptav2axv">
         <w:r>
           <w:rPr>
             <w:rStyle w:val="Hyperlink"/>
@@ -742,7 +742,7 @@
         </w:rPr>
         <w:t xml:space="preserve">•  </w:t>
       </w:r>
-      <w:hyperlink w:history="1" r:id="rIdcnfh02pnwuaeoyv67rfxf">
+      <w:hyperlink w:history="1" r:id="rId5uorbufpfecalrll_pido">
         <w:r>
           <w:rPr>
             <w:rStyle w:val="Hyperlink"/>
@@ -772,7 +772,7 @@
         </w:rPr>
         <w:t xml:space="preserve">•  </w:t>
       </w:r>
-      <w:hyperlink w:history="1" r:id="rIdz5y541ipcbx8mhvh9ldav">
+      <w:hyperlink w:history="1" r:id="rIdzcjjjmeluc3e9wjbw9adb">
         <w:r>
           <w:rPr>
             <w:rStyle w:val="Hyperlink"/>
@@ -802,7 +802,7 @@
         </w:rPr>
         <w:t xml:space="preserve">•  </w:t>
       </w:r>
-      <w:hyperlink w:history="1" r:id="rIdhoi8tgymicntigsdlkmtt">
+      <w:hyperlink w:history="1" r:id="rIdxn6k2a9ro2puuiw_n0lue">
         <w:r>
           <w:rPr>
             <w:rStyle w:val="Hyperlink"/>
@@ -852,7 +852,7 @@
         </w:rPr>
         <w:t xml:space="preserve">•  </w:t>
       </w:r>
-      <w:hyperlink w:history="1" r:id="rId9mqysfvd9uczvmrrx1jek">
+      <w:hyperlink w:history="1" r:id="rIdb1razk150d-pmmjqszbbv">
         <w:r>
           <w:rPr>
             <w:rStyle w:val="Hyperlink"/>
@@ -882,7 +882,7 @@
         </w:rPr>
         <w:t xml:space="preserve">•  </w:t>
       </w:r>
-      <w:hyperlink w:history="1" r:id="rIdbj96scpdju_0ni8dnwosv">
+      <w:hyperlink w:history="1" r:id="rIdciwmomshm0btyzpktesci">
         <w:r>
           <w:rPr>
             <w:rStyle w:val="Hyperlink"/>
@@ -1126,7 +1126,7 @@
         </w:rPr>
         <w:t xml:space="preserve">اگر با استراتژی‌های خشن‌کاری و پرداخت در CAM آشنا نیستید، </w:t>
       </w:r>
-      <w:hyperlink w:history="1" r:id="rIdttozrg13pq70dh_esv3io">
+      <w:hyperlink w:history="1" r:id="rIdcobsxbwmltbb-q7n3pwb5">
         <w:r>
           <w:rPr>
             <w:rStyle w:val="Hyperlink"/>
@@ -1404,7 +1404,7 @@
         </w:rPr>
         <w:t xml:space="preserve">برای آشنایی با خود سیستم DNC و انواع آن، </w:t>
       </w:r>
-      <w:hyperlink w:history="1" r:id="rIdgacocejfz9p2sivjcxnfe">
+      <w:hyperlink w:history="1" r:id="rIdndandowy1f6kpcebfle_u">
         <w:r>
           <w:rPr>
             <w:rStyle w:val="Hyperlink"/>
@@ -2471,7 +2471,7 @@
         </w:rPr>
         <w:t xml:space="preserve">جزئیات این تنظیمات برای کنترلر فانوک را در </w:t>
       </w:r>
-      <w:hyperlink w:history="1" r:id="rId8ho4p7fspbfss5vrasv9h">
+      <w:hyperlink w:history="1" r:id="rIdir5bcqyfp_o-oxfuuwerr">
         <w:r>
           <w:rPr>
             <w:rStyle w:val="Hyperlink"/>
@@ -4012,7 +4012,7 @@
         </w:rPr>
         <w:t xml:space="preserve">اگر دستگاه‌های شما برنامه‌های حجیم قالب یا قطعات سه‌بعدی اجرا می‌کنند، یک راهکار DNC قابل اعتماد می‌تواند زمان توقف بین بخش‌ها را حذف کند. سازگاری </w:t>
       </w:r>
-      <w:hyperlink w:history="1" r:id="rIdri8pqws7g5ve-nknybzmy">
+      <w:hyperlink w:history="1" r:id="rIdpuawclvapoyczvi3cwoen">
         <w:r>
           <w:rPr>
             <w:rStyle w:val="Hyperlink"/>
